--- a/output/job/drafts/LGUplus_DAX_DevOpsSRE/자기소개서_이기찬_LGUplus_DAX_20260713_1530.docx
+++ b/output/job/drafts/LGUplus_DAX_DevOpsSRE/자기소개서_이기찬_LGUplus_DAX_20260713_1530.docx
@@ -557,7 +557,7 @@
         <w:rPr>
           <w:b/>
         </w:rPr>
-        <w:t>포트폴리오 — https://bit-habit.com</w:t>
+        <w:t>포트폴리오 — https://bit-habit.com/?focus=infra&amp;title=DevOps%20%2F%20SRE%20Engineer</w:t>
       </w:r>
     </w:p>
     <w:p>
@@ -569,6 +569,17 @@
           <w:b w:val="0"/>
         </w:rPr>
         <w:t>운영 중인 14개 서비스, 인프라 구성, 에이전트 프로젝트, 기술 위키 전체와 각 저장소로 연결됩니다.</w:t>
+      </w:r>
+    </w:p>
+    <w:p>
+      <w:pPr>
+        <w:spacing w:after="80"/>
+      </w:pPr>
+      <w:r>
+        <w:rPr>
+          <w:b w:val="0"/>
+        </w:rPr>
+        <w:t>(이 링크는 인프라 프로젝트가 가장 먼저 보이도록 정렬해 두었습니다.)</w:t>
       </w:r>
     </w:p>
     <w:sectPr>
